--- a/samples/docx/enakaz.docx
+++ b/samples/docx/enakaz.docx
@@ -69,18 +69,160 @@
       </w:r>
     </w:p>
     <w:p/>
-    <w:p>
-      <w:r>
-        <w:t>Директор</w:t>
-      </w:r>
-      <w:r>
-        <w:tab/>
-        <w:tab/>
-      </w:r>
-      <w:r>
-        <w:t>О. ПЕТРЕНКО</w:t>
-      </w:r>
-    </w:p>
+    <w:tbl>
+      <w:tblPr>
+        <w:tblW w:type="auto" w:w="0"/>
+        <w:jc w:val="left"/>
+        <w:tblLayout w:type="fixed"/>
+        <w:tblLook w:firstColumn="1" w:firstRow="1" w:lastColumn="0" w:lastRow="0" w:noHBand="0" w:noVBand="1" w:val="04A0"/>
+      </w:tblPr>
+      <w:tblGrid>
+        <w:gridCol w:w="4819"/>
+        <w:gridCol w:w="4819"/>
+      </w:tblGrid>
+      <w:tr>
+        <w:tc>
+          <w:tcPr>
+            <w:tcW w:type="dxa" w:w="5386"/>
+            <w:tcBorders>
+              <w:top w:val="single" w:sz="6" w:space="0" w:color="000000"/>
+              <w:left w:val="single" w:sz="6" w:space="0" w:color="000000"/>
+              <w:bottom w:val="single" w:sz="6" w:space="0" w:color="000000"/>
+              <w:right w:val="single" w:sz="6" w:space="0" w:color="000000"/>
+            </w:tcBorders>
+          </w:tcPr>
+          <w:p>
+            <w:pPr>
+              <w:spacing w:line="240" w:lineRule="auto" w:after="0"/>
+            </w:pPr>
+            <w:r>
+              <w:rPr>
+                <w:b/>
+                <w:sz w:val="16"/>
+              </w:rPr>
+              <w:t>Кваліфікований електронний підпис</w:t>
+            </w:r>
+          </w:p>
+          <w:p>
+            <w:pPr>
+              <w:spacing w:line="240" w:lineRule="auto" w:after="0"/>
+            </w:pPr>
+            <w:r>
+              <w:rPr>
+                <w:b w:val="0"/>
+                <w:sz w:val="16"/>
+              </w:rPr>
+              <w:t>Підписувач: ПЕТРЕНКО Олександр Іванович</w:t>
+            </w:r>
+          </w:p>
+          <w:p>
+            <w:pPr>
+              <w:spacing w:line="240" w:lineRule="auto" w:after="0"/>
+            </w:pPr>
+            <w:r>
+              <w:rPr>
+                <w:b w:val="0"/>
+                <w:sz w:val="16"/>
+              </w:rPr>
+              <w:t>Сертифікат: 58E2D9C1F0A4B7E3</w:t>
+            </w:r>
+          </w:p>
+          <w:p>
+            <w:pPr>
+              <w:spacing w:line="240" w:lineRule="auto" w:after="0"/>
+            </w:pPr>
+            <w:r>
+              <w:rPr>
+                <w:b w:val="0"/>
+                <w:sz w:val="16"/>
+              </w:rPr>
+              <w:t>Видавець: КН ЕДП «Дія»</w:t>
+            </w:r>
+          </w:p>
+          <w:p>
+            <w:pPr>
+              <w:spacing w:line="240" w:lineRule="auto" w:after="0"/>
+            </w:pPr>
+            <w:r>
+              <w:rPr>
+                <w:b w:val="0"/>
+                <w:sz w:val="16"/>
+              </w:rPr>
+              <w:t>Чинний: 01.01.2026 – 01.01.2028</w:t>
+            </w:r>
+          </w:p>
+          <w:p>
+            <w:pPr>
+              <w:spacing w:line="240" w:lineRule="auto" w:after="0"/>
+            </w:pPr>
+            <w:r>
+              <w:rPr>
+                <w:b w:val="0"/>
+                <w:sz w:val="16"/>
+              </w:rPr>
+              <w:t>Позначка часу: 13.06.2026 16:42:05 EET</w:t>
+            </w:r>
+          </w:p>
+          <w:p>
+            <w:pPr>
+              <w:spacing w:line="240" w:lineRule="auto" w:after="0"/>
+            </w:pPr>
+            <w:r>
+              <w:rPr>
+                <w:b/>
+                <w:sz w:val="16"/>
+              </w:rPr>
+              <w:t>Статус сертифіката: ЧИННИЙ</w:t>
+            </w:r>
+          </w:p>
+        </w:tc>
+        <w:tc>
+          <w:tcPr>
+            <w:tcW w:type="dxa" w:w="1417"/>
+          </w:tcPr>
+          <w:p>
+            <w:pPr>
+              <w:jc w:val="center"/>
+            </w:pPr>
+            <w:r>
+              <w:drawing>
+                <wp:inline xmlns:a="http://schemas.openxmlformats.org/drawingml/2006/main" xmlns:pic="http://schemas.openxmlformats.org/drawingml/2006/picture">
+                  <wp:extent cx="756000" cy="756000"/>
+                  <wp:docPr id="1" name="Picture 1"/>
+                  <wp:cNvGraphicFramePr>
+                    <a:graphicFrameLocks noChangeAspect="1"/>
+                  </wp:cNvGraphicFramePr>
+                  <a:graphic>
+                    <a:graphicData uri="http://schemas.openxmlformats.org/drawingml/2006/picture">
+                      <pic:pic>
+                        <pic:nvPicPr>
+                          <pic:cNvPr id="0" name="image.png"/>
+                          <pic:cNvPicPr/>
+                        </pic:nvPicPr>
+                        <pic:blipFill>
+                          <a:blip r:embed="rId11"/>
+                          <a:stretch>
+                            <a:fillRect/>
+                          </a:stretch>
+                        </pic:blipFill>
+                        <pic:spPr>
+                          <a:xfrm>
+                            <a:off x="0" y="0"/>
+                            <a:ext cx="756000" cy="756000"/>
+                          </a:xfrm>
+                          <a:prstGeom prst="rect"/>
+                        </pic:spPr>
+                      </pic:pic>
+                    </a:graphicData>
+                  </a:graphic>
+                </wp:inline>
+              </w:drawing>
+            </w:r>
+          </w:p>
+        </w:tc>
+      </w:tr>
+    </w:tbl>
+    <w:p/>
     <w:sectPr>
       <w:headerReference w:type="default" r:id="rId9"/>
       <w:headerReference w:type="first" r:id="rId10"/>
